--- a/template/APPLICATION_TEMPLATE.docx
+++ b/template/APPLICATION_TEMPLATE.docx
@@ -1134,19 +1134,11 @@
         </w:rPr>
         <w:t xml:space="preserve"> </w:t>
       </w:r>
-      <w:proofErr w:type="gramStart"/>
-      <w:r>
-        <w:rPr>
-          <w:sz w:val="22"/>
-        </w:rPr>
-        <w:t>units</w:t>
-      </w:r>
-      <w:proofErr w:type="gramEnd"/>
-      <w:r>
-        <w:rPr>
-          <w:sz w:val="22"/>
-        </w:rPr>
-        <w:t>, more particularly described as follows:</w:t>
+      <w:r>
+        <w:rPr>
+          <w:sz w:val="22"/>
+        </w:rPr>
+        <w:t>units, more particularly described as follows:</w:t>
       </w:r>
     </w:p>
     <w:p>
@@ -1692,6 +1684,14 @@
         </w:rPr>
         <w:t xml:space="preserve"> </w:t>
       </w:r>
+    </w:p>
+    <w:p>
+      <w:pPr>
+        <w:jc w:val="both"/>
+        <w:rPr>
+          <w:sz w:val="22"/>
+        </w:rPr>
+      </w:pPr>
     </w:p>
     <w:p>
       <w:pPr>
